--- a/lab5/report/report.docx
+++ b/lab5/report/report.docx
@@ -27,15 +27,7 @@
         <w:pStyle w:val="Author"/>
       </w:pPr>
       <w:r>
-        <w:t xml:space="preserve">Выполнил: Исаев Булат </w:t>
-      </w:r>
-      <w:proofErr w:type="spellStart"/>
-      <w:r>
-        <w:t>Абубакарович</w:t>
-      </w:r>
-      <w:proofErr w:type="spellEnd"/>
-      <w:r>
-        <w:t>,</w:t>
+        <w:t>Выполнил: Исаев Булат Абубакарович,</w:t>
       </w:r>
       <w:r>
         <w:br/>
@@ -1799,15 +1791,7 @@
         <w:pStyle w:val="a0"/>
       </w:pPr>
       <w:r>
-        <w:t xml:space="preserve">Рассмотрим построение графика функции f(x) = (3x2 + 6x − </w:t>
-      </w:r>
-      <w:proofErr w:type="gramStart"/>
-      <w:r>
-        <w:t>9)e</w:t>
-      </w:r>
-      <w:proofErr w:type="gramEnd"/>
-      <w:r>
-        <w:t>−0,3x разными способами (рис. 1 - (рис. 2):</w:t>
+        <w:t>Рассмотрим построение графика функции f(x) = (3x2 + 6x − 9)e−0,3x разными способами (рис. 1 - (рис. 2):</w:t>
       </w:r>
     </w:p>
     <w:p>
@@ -1873,15 +1857,7 @@
         <w:pStyle w:val="ImageCaption"/>
       </w:pPr>
       <w:r>
-        <w:t xml:space="preserve">Рис. 1: График функции, построенный при помощи </w:t>
-      </w:r>
-      <w:proofErr w:type="gramStart"/>
-      <w:r>
-        <w:t>gr(</w:t>
-      </w:r>
-      <w:proofErr w:type="gramEnd"/>
-      <w:r>
-        <w:t>)</w:t>
+        <w:t>Рис. 1: График функции, построенный при помощи gr()</w:t>
       </w:r>
     </w:p>
     <w:p>
@@ -1948,15 +1924,7 @@
         <w:pStyle w:val="ImageCaption"/>
       </w:pPr>
       <w:r>
-        <w:t xml:space="preserve">Рис. 2: График функции, построенный при помощи </w:t>
-      </w:r>
-      <w:proofErr w:type="gramStart"/>
-      <w:r>
-        <w:t>pyplot(</w:t>
-      </w:r>
-      <w:proofErr w:type="gramEnd"/>
-      <w:r>
-        <w:t>)</w:t>
+        <w:t>Рис. 2: График функции, построенный при помощи pyplot()</w:t>
       </w:r>
     </w:p>
     <w:p>
@@ -3071,15 +3039,7 @@
         <w:pStyle w:val="FirstParagraph"/>
       </w:pPr>
       <w:r>
-        <w:t xml:space="preserve">Для построения поверхности, заданной уравнением </w:t>
-      </w:r>
-      <w:proofErr w:type="gramStart"/>
-      <w:r>
-        <w:t>f(</w:t>
-      </w:r>
-      <w:proofErr w:type="gramEnd"/>
-      <w:r>
-        <w:t>x, y) = x2 + y2, можно воспользоваться функцией surface() (рис. 16):</w:t>
+        <w:t>Для построения поверхности, заданной уравнением f(x, y) = x2 + y2, можно воспользоваться функцией surface() (рис. 16):</w:t>
       </w:r>
     </w:p>
     <w:p>
@@ -3146,15 +3106,7 @@
         <w:pStyle w:val="ImageCaption"/>
       </w:pPr>
       <w:r>
-        <w:t xml:space="preserve">Рис. 16: График поверхности (использована функция </w:t>
-      </w:r>
-      <w:proofErr w:type="gramStart"/>
-      <w:r>
-        <w:t>surface(</w:t>
-      </w:r>
-      <w:proofErr w:type="gramEnd"/>
-      <w:r>
-        <w:t>))</w:t>
+        <w:t>Рис. 16: График поверхности (использована функция surface())</w:t>
       </w:r>
     </w:p>
     <w:p>
@@ -3162,15 +3114,7 @@
         <w:pStyle w:val="a0"/>
       </w:pPr>
       <w:r>
-        <w:t xml:space="preserve">Также можно воспользоваться функцией </w:t>
-      </w:r>
-      <w:proofErr w:type="gramStart"/>
-      <w:r>
-        <w:t>plot(</w:t>
-      </w:r>
-      <w:proofErr w:type="gramEnd"/>
-      <w:r>
-        <w:t>) с заданными параметрами (рис. 17):</w:t>
+        <w:t>Также можно воспользоваться функцией plot() с заданными параметрами (рис. 17):</w:t>
       </w:r>
     </w:p>
     <w:p>
@@ -3237,15 +3181,7 @@
         <w:pStyle w:val="ImageCaption"/>
       </w:pPr>
       <w:r>
-        <w:t xml:space="preserve">Рис. 17: График поверхности (использована функция </w:t>
-      </w:r>
-      <w:proofErr w:type="gramStart"/>
-      <w:r>
-        <w:t>plot(</w:t>
-      </w:r>
-      <w:proofErr w:type="gramEnd"/>
-      <w:r>
-        <w:t>))</w:t>
+        <w:t>Рис. 17: График поверхности (использована функция plot())</w:t>
       </w:r>
     </w:p>
     <w:p>
@@ -3446,15 +3382,7 @@
         <w:pStyle w:val="a0"/>
       </w:pPr>
       <w:r>
-        <w:t xml:space="preserve">Рассмотрим поверхность, заданную функцией </w:t>
-      </w:r>
-      <w:proofErr w:type="gramStart"/>
-      <w:r>
-        <w:t>g(</w:t>
-      </w:r>
-      <w:proofErr w:type="gramEnd"/>
-      <w:r>
-        <w:t>x, y) = (3x + y2)| sin(x) + cos(y)| (рис. 20):</w:t>
+        <w:t>Рассмотрим поверхность, заданную функцией g(x, y) = (3x + y2)| sin(x) + cos(y)| (рис. 20):</w:t>
       </w:r>
     </w:p>
     <w:p>
@@ -3521,15 +3449,7 @@
         <w:pStyle w:val="ImageCaption"/>
       </w:pPr>
       <w:r>
-        <w:t xml:space="preserve">Рис. 20: График поверхности, заданной функцией </w:t>
-      </w:r>
-      <w:proofErr w:type="gramStart"/>
-      <w:r>
-        <w:t>g(</w:t>
-      </w:r>
-      <w:proofErr w:type="gramEnd"/>
-      <w:r>
-        <w:t>x, y) = (3x + y2)| sin(x) + cos(y)|</w:t>
+        <w:t>Рис. 20: График поверхности, заданной функцией g(x, y) = (3x + y2)| sin(x) + cos(y)|</w:t>
       </w:r>
     </w:p>
     <w:p>
@@ -3722,15 +3642,7 @@
         <w:pStyle w:val="a0"/>
       </w:pPr>
       <w:r>
-        <w:t xml:space="preserve">Для функции </w:t>
-      </w:r>
-      <w:proofErr w:type="gramStart"/>
-      <w:r>
-        <w:t>h(</w:t>
-      </w:r>
-      <w:proofErr w:type="gramEnd"/>
-      <w:r>
-        <w:t>x, y) = x3 − 3x + y2 сначала построим её график (рис. 23) и линии уровня (рис. 24):</w:t>
+        <w:t>Для функции h(x, y) = x3 − 3x + y2 сначала построим её график (рис. 23) и линии уровня (рис. 24):</w:t>
       </w:r>
     </w:p>
     <w:p>
@@ -3796,15 +3708,7 @@
         <w:pStyle w:val="ImageCaption"/>
       </w:pPr>
       <w:r>
-        <w:t xml:space="preserve">Рис. 23: График функции </w:t>
-      </w:r>
-      <w:proofErr w:type="gramStart"/>
-      <w:r>
-        <w:t>h(</w:t>
-      </w:r>
-      <w:proofErr w:type="gramEnd"/>
-      <w:r>
-        <w:t>x, y) = x3 − 3x + y2</w:t>
+        <w:t>Рис. 23: График функции h(x, y) = x3 − 3x + y2</w:t>
       </w:r>
     </w:p>
     <w:p>
@@ -3871,15 +3775,7 @@
         <w:pStyle w:val="ImageCaption"/>
       </w:pPr>
       <w:r>
-        <w:t xml:space="preserve">Рис. 24: Линии уровня для функции </w:t>
-      </w:r>
-      <w:proofErr w:type="gramStart"/>
-      <w:r>
-        <w:t>h(</w:t>
-      </w:r>
-      <w:proofErr w:type="gramEnd"/>
-      <w:r>
-        <w:t>x, y) = x3 − 3x + y2</w:t>
+        <w:t>Рис. 24: Линии уровня для функции h(x, y) = x3 − 3x + y2</w:t>
       </w:r>
     </w:p>
     <w:p>
@@ -3930,15 +3826,7 @@
         <w:pStyle w:val="a0"/>
       </w:pPr>
       <w:r>
-        <w:t xml:space="preserve">В Julia рекомендуется использовать gif-анимацию в </w:t>
-      </w:r>
-      <w:proofErr w:type="gramStart"/>
-      <w:r>
-        <w:t>pyplot(</w:t>
-      </w:r>
-      <w:proofErr w:type="gramEnd"/>
-      <w:r>
-        <w:t>).</w:t>
+        <w:t>В Julia рекомендуется использовать gif-анимацию в pyplot().</w:t>
       </w:r>
     </w:p>
     <w:p>
@@ -5149,15 +5037,7 @@
         <w:pStyle w:val="a0"/>
       </w:pPr>
       <w:r>
-        <w:t xml:space="preserve">Далее применим для построения нескольких гистограмм распределения людей по возрастам на одном графике </w:t>
-      </w:r>
-      <w:proofErr w:type="gramStart"/>
-      <w:r>
-        <w:t>plotly(</w:t>
-      </w:r>
-      <w:proofErr w:type="gramEnd"/>
-      <w:r>
-        <w:t>) (рис. 40):</w:t>
+        <w:t>Далее применим для построения нескольких гистограмм распределения людей по возрастам на одном графике plotly() (рис. 40):</w:t>
       </w:r>
     </w:p>
     <w:p>
@@ -5956,10 +5836,10 @@
         </w:rPr>
         <w:lastRenderedPageBreak/>
         <w:drawing>
-          <wp:inline distT="0" distB="0" distL="0" distR="0" wp14:anchorId="03D7A452" wp14:editId="077F3756">
-            <wp:extent cx="5861050" cy="4622800"/>
+          <wp:inline distT="0" distB="0" distL="0" distR="0" wp14:anchorId="76584B46" wp14:editId="7653B3E2">
+            <wp:extent cx="5859780" cy="3962400"/>
             <wp:effectExtent l="0" t="0" r="0" b="0"/>
-            <wp:docPr id="64" name="Рисунок 64"/>
+            <wp:docPr id="15" name="Рисунок 15"/>
             <wp:cNvGraphicFramePr>
               <a:graphicFrameLocks xmlns:a="http://schemas.openxmlformats.org/drawingml/2006/main" noChangeAspect="1"/>
             </wp:cNvGraphicFramePr>
@@ -5967,7 +5847,7 @@
               <a:graphicData uri="http://schemas.openxmlformats.org/drawingml/2006/picture">
                 <pic:pic xmlns:pic="http://schemas.openxmlformats.org/drawingml/2006/picture">
                   <pic:nvPicPr>
-                    <pic:cNvPr id="0" name="Picture 51"/>
+                    <pic:cNvPr id="0" name="Picture 1"/>
                     <pic:cNvPicPr>
                       <a:picLocks noChangeAspect="1" noChangeArrowheads="1"/>
                     </pic:cNvPicPr>
@@ -5988,7 +5868,7 @@
                   <pic:spPr bwMode="auto">
                     <a:xfrm>
                       <a:off x="0" y="0"/>
-                      <a:ext cx="5861050" cy="4622800"/>
+                      <a:ext cx="5859780" cy="3962400"/>
                     </a:xfrm>
                     <a:prstGeom prst="rect">
                       <a:avLst/>
